--- a/True_North_Engineering_Technical_Handover.docx
+++ b/True_North_Engineering_Technical_Handover.docx
@@ -483,7 +483,7 @@
         <w:pStyle w:val="ListBullet"/>
       </w:pPr>
       <w:r>
-        <w:t>Replace placeholder phone number, email, office address, WhatsApp number and social links before launch.</w:t>
+        <w:t>Confirm the public phone number (+92 334 8767060), email, office address, WhatsApp number and social links before launch.</w:t>
       </w:r>
     </w:p>
     <w:p>
